--- a/Knowledge/3-Work knowledge/1-Software Engineering/2-Testing/5-My Source/1-ISTQB Foundation Level/5-Test Management/5-Test Techniques/3-White-Box Techniques.docx
+++ b/Knowledge/3-Work knowledge/1-Software Engineering/2-Testing/5-My Source/1-ISTQB Foundation Level/5-Test Management/5-Test Techniques/3-White-Box Techniques.docx
@@ -31,51 +31,77 @@
       </w:pPr>
       <w:r>
         <w:rPr>
-          <w:b/>
-          <w:shd w:val="clear" w:color="auto" w:fill="B7B7B7"/>
-        </w:rPr>
-        <w:t># Source</w:t>
-      </w:r>
-      <w:r>
-        <w:rPr>
-          <w:shd w:val="clear" w:color="auto" w:fill="B7B7B7"/>
-        </w:rPr>
-        <w:t xml:space="preserve">: </w:t>
-      </w:r>
-      <w:r>
-        <w:rPr>
-          <w:b/>
-          <w:shd w:val="clear" w:color="auto" w:fill="B7B7B7"/>
-        </w:rPr>
-        <w:t xml:space="preserve">Chatgpt </w:t>
-      </w:r>
-      <w:r>
-        <w:rPr>
-          <w:b/>
-          <w:sz w:val="14"/>
-          <w:szCs w:val="14"/>
-          <w:shd w:val="clear" w:color="auto" w:fill="B7B7B7"/>
-        </w:rPr>
-        <w:t>(GPT</w:t>
-      </w:r>
-      <w:r>
-        <w:rPr>
-          <w:rFonts w:ascii="Cambria Math" w:hAnsi="Cambria Math" w:cs="Cambria Math"/>
-          <w:b/>
-          <w:sz w:val="14"/>
-          <w:szCs w:val="14"/>
-          <w:shd w:val="clear" w:color="auto" w:fill="B7B7B7"/>
+          <w:rFonts w:ascii="Arial" w:eastAsia="Arial" w:hAnsi="Arial" w:cs="Arial"/>
+          <w:b/>
+          <w:color w:val="000000"/>
+          <w:sz w:val="18"/>
+          <w:highlight w:val="lightGray"/>
+        </w:rPr>
+        <w:t># Source: AI Source: Provided by: [Data Path</w:t>
+      </w:r>
+      <w:r>
+        <w:rPr>
+          <w:rFonts w:ascii="Arial" w:eastAsia="Arial" w:hAnsi="Arial" w:cs="Arial"/>
+          <w:color w:val="000000"/>
+          <w:sz w:val="18"/>
+          <w:highlight w:val="lightGray"/>
+        </w:rPr>
+        <w:t xml:space="preserve">: Persons Table -&gt; ID Column: 1, Name_En Column: Motasem Essam] -&gt; </w:t>
+      </w:r>
+      <w:r>
+        <w:rPr>
+          <w:rFonts w:ascii="Arial" w:eastAsia="Arial" w:hAnsi="Arial" w:cs="Arial"/>
+          <w:b/>
+          <w:color w:val="000000"/>
+          <w:sz w:val="18"/>
+          <w:highlight w:val="lightGray"/>
+        </w:rPr>
+        <w:t>From:</w:t>
+      </w:r>
+      <w:r>
+        <w:rPr>
+          <w:rFonts w:ascii="Arial" w:eastAsia="Arial" w:hAnsi="Arial" w:cs="Arial"/>
+          <w:color w:val="000000"/>
+          <w:sz w:val="18"/>
+          <w:highlight w:val="lightGray"/>
+        </w:rPr>
+        <w:t xml:space="preserve"> [Chatgpt (GPT</w:t>
+      </w:r>
+      <w:r>
+        <w:rPr>
+          <w:rFonts w:ascii="Arial" w:eastAsia="Arial" w:hAnsi="Arial" w:cs="Cambria Math"/>
+          <w:color w:val="000000"/>
+          <w:sz w:val="18"/>
+          <w:highlight w:val="lightGray"/>
         </w:rPr>
         <w:t>‑</w:t>
       </w:r>
       <w:r>
         <w:rPr>
-          <w:b/>
-          <w:sz w:val="14"/>
-          <w:szCs w:val="14"/>
-          <w:shd w:val="clear" w:color="auto" w:fill="B7B7B7"/>
-        </w:rPr>
-        <w:t>5 Mini) at [8/16/2025]</w:t>
+          <w:rFonts w:ascii="Arial" w:eastAsia="Arial" w:hAnsi="Arial" w:cs="Arial"/>
+          <w:color w:val="000000"/>
+          <w:sz w:val="18"/>
+          <w:highlight w:val="lightGray"/>
+        </w:rPr>
+        <w:t xml:space="preserve">5 Mini)] </w:t>
+      </w:r>
+      <w:r>
+        <w:rPr>
+          <w:rFonts w:ascii="Arial" w:eastAsia="Arial" w:hAnsi="Arial" w:cs="Arial"/>
+          <w:b/>
+          <w:color w:val="000000"/>
+          <w:sz w:val="18"/>
+          <w:highlight w:val="lightGray"/>
+        </w:rPr>
+        <w:t>on</w:t>
+      </w:r>
+      <w:r>
+        <w:rPr>
+          <w:rFonts w:ascii="Arial" w:eastAsia="Arial" w:hAnsi="Arial"/>
+          <w:sz w:val="18"/>
+          <w:highlight w:val="lightGray"/>
+        </w:rPr>
+        <w:t xml:space="preserve"> [8/16/2025]</w:t>
       </w:r>
     </w:p>
     <w:p>
@@ -134,7 +160,7 @@
     </w:p>
     <w:p>
       <w:r>
-        <w:pict w14:anchorId="6EE12255">
+        <w:pict w14:anchorId="03390C27">
           <v:rect id="_x0000_i1025" style="width:0;height:1.5pt" o:hralign="center" o:hrstd="t" o:hr="t" fillcolor="#a0a0a0" stroked="f"/>
         </w:pict>
       </w:r>
@@ -162,51 +188,77 @@
       </w:pPr>
       <w:r>
         <w:rPr>
-          <w:b/>
-          <w:shd w:val="clear" w:color="auto" w:fill="B7B7B7"/>
-        </w:rPr>
-        <w:t># Source</w:t>
-      </w:r>
-      <w:r>
-        <w:rPr>
-          <w:shd w:val="clear" w:color="auto" w:fill="B7B7B7"/>
-        </w:rPr>
-        <w:t xml:space="preserve">: </w:t>
-      </w:r>
-      <w:r>
-        <w:rPr>
-          <w:b/>
-          <w:shd w:val="clear" w:color="auto" w:fill="B7B7B7"/>
-        </w:rPr>
-        <w:t xml:space="preserve">Chatgpt </w:t>
-      </w:r>
-      <w:r>
-        <w:rPr>
-          <w:b/>
-          <w:sz w:val="14"/>
-          <w:szCs w:val="14"/>
-          <w:shd w:val="clear" w:color="auto" w:fill="B7B7B7"/>
-        </w:rPr>
-        <w:t>(GPT</w:t>
-      </w:r>
-      <w:r>
-        <w:rPr>
-          <w:rFonts w:ascii="Cambria Math" w:hAnsi="Cambria Math" w:cs="Cambria Math"/>
-          <w:b/>
-          <w:sz w:val="14"/>
-          <w:szCs w:val="14"/>
-          <w:shd w:val="clear" w:color="auto" w:fill="B7B7B7"/>
+          <w:rFonts w:ascii="Arial" w:eastAsia="Arial" w:hAnsi="Arial" w:cs="Arial"/>
+          <w:b/>
+          <w:color w:val="000000"/>
+          <w:sz w:val="18"/>
+          <w:highlight w:val="lightGray"/>
+        </w:rPr>
+        <w:t># Source: AI Source: Provided by: [Data Path</w:t>
+      </w:r>
+      <w:r>
+        <w:rPr>
+          <w:rFonts w:ascii="Arial" w:eastAsia="Arial" w:hAnsi="Arial" w:cs="Arial"/>
+          <w:color w:val="000000"/>
+          <w:sz w:val="18"/>
+          <w:highlight w:val="lightGray"/>
+        </w:rPr>
+        <w:t xml:space="preserve">: Persons Table -&gt; ID Column: 1, Name_En Column: Motasem Essam] -&gt; </w:t>
+      </w:r>
+      <w:r>
+        <w:rPr>
+          <w:rFonts w:ascii="Arial" w:eastAsia="Arial" w:hAnsi="Arial" w:cs="Arial"/>
+          <w:b/>
+          <w:color w:val="000000"/>
+          <w:sz w:val="18"/>
+          <w:highlight w:val="lightGray"/>
+        </w:rPr>
+        <w:t>From:</w:t>
+      </w:r>
+      <w:r>
+        <w:rPr>
+          <w:rFonts w:ascii="Arial" w:eastAsia="Arial" w:hAnsi="Arial" w:cs="Arial"/>
+          <w:color w:val="000000"/>
+          <w:sz w:val="18"/>
+          <w:highlight w:val="lightGray"/>
+        </w:rPr>
+        <w:t xml:space="preserve"> [Chatgpt (GPT</w:t>
+      </w:r>
+      <w:r>
+        <w:rPr>
+          <w:rFonts w:ascii="Arial" w:eastAsia="Arial" w:hAnsi="Arial" w:cs="Cambria Math"/>
+          <w:color w:val="000000"/>
+          <w:sz w:val="18"/>
+          <w:highlight w:val="lightGray"/>
         </w:rPr>
         <w:t>‑</w:t>
       </w:r>
       <w:r>
         <w:rPr>
-          <w:b/>
-          <w:sz w:val="14"/>
-          <w:szCs w:val="14"/>
-          <w:shd w:val="clear" w:color="auto" w:fill="B7B7B7"/>
-        </w:rPr>
-        <w:t>5 Mini) at [8/16/2025]</w:t>
+          <w:rFonts w:ascii="Arial" w:eastAsia="Arial" w:hAnsi="Arial" w:cs="Arial"/>
+          <w:color w:val="000000"/>
+          <w:sz w:val="18"/>
+          <w:highlight w:val="lightGray"/>
+        </w:rPr>
+        <w:t xml:space="preserve">5 Mini)] </w:t>
+      </w:r>
+      <w:r>
+        <w:rPr>
+          <w:rFonts w:ascii="Arial" w:eastAsia="Arial" w:hAnsi="Arial" w:cs="Arial"/>
+          <w:b/>
+          <w:color w:val="000000"/>
+          <w:sz w:val="18"/>
+          <w:highlight w:val="lightGray"/>
+        </w:rPr>
+        <w:t>on</w:t>
+      </w:r>
+      <w:r>
+        <w:rPr>
+          <w:rFonts w:ascii="Arial" w:eastAsia="Arial" w:hAnsi="Arial"/>
+          <w:sz w:val="18"/>
+          <w:highlight w:val="lightGray"/>
+        </w:rPr>
+        <w:t xml:space="preserve"> [8/16/2025]</w:t>
       </w:r>
     </w:p>
     <w:p>
@@ -215,7 +267,7 @@
           <w:ilvl w:val="0"/>
           <w:numId w:val="5"/>
         </w:numPr>
-        <w:spacing w:before="240"/>
+        <w:spacing w:before="240" w:after="0" w:line="276" w:lineRule="auto"/>
       </w:pPr>
       <w:r>
         <w:rPr>
@@ -256,6 +308,7 @@
           <w:ilvl w:val="0"/>
           <w:numId w:val="5"/>
         </w:numPr>
+        <w:spacing w:after="0" w:line="276" w:lineRule="auto"/>
       </w:pPr>
       <w:r>
         <w:rPr>
@@ -289,7 +342,7 @@
           <w:ilvl w:val="0"/>
           <w:numId w:val="5"/>
         </w:numPr>
-        <w:spacing w:after="240"/>
+        <w:spacing w:after="240" w:line="276" w:lineRule="auto"/>
       </w:pPr>
       <w:r>
         <w:rPr>
@@ -316,7 +369,7 @@
     </w:p>
     <w:p>
       <w:r>
-        <w:pict w14:anchorId="4DEF09D2">
+        <w:pict w14:anchorId="3E93E852">
           <v:rect id="_x0000_i1026" style="width:0;height:1.5pt" o:hralign="center" o:hrstd="t" o:hr="t" fillcolor="#a0a0a0" stroked="f"/>
         </w:pict>
       </w:r>
@@ -347,51 +400,77 @@
       </w:pPr>
       <w:r>
         <w:rPr>
-          <w:b/>
-          <w:shd w:val="clear" w:color="auto" w:fill="B7B7B7"/>
-        </w:rPr>
-        <w:t># Source</w:t>
-      </w:r>
-      <w:r>
-        <w:rPr>
-          <w:shd w:val="clear" w:color="auto" w:fill="B7B7B7"/>
-        </w:rPr>
-        <w:t xml:space="preserve">: </w:t>
-      </w:r>
-      <w:r>
-        <w:rPr>
-          <w:b/>
-          <w:shd w:val="clear" w:color="auto" w:fill="B7B7B7"/>
-        </w:rPr>
-        <w:t xml:space="preserve">Chatgpt </w:t>
-      </w:r>
-      <w:r>
-        <w:rPr>
-          <w:b/>
-          <w:sz w:val="14"/>
-          <w:szCs w:val="14"/>
-          <w:shd w:val="clear" w:color="auto" w:fill="B7B7B7"/>
-        </w:rPr>
-        <w:t>(GPT</w:t>
-      </w:r>
-      <w:r>
-        <w:rPr>
-          <w:rFonts w:ascii="Cambria Math" w:hAnsi="Cambria Math" w:cs="Cambria Math"/>
-          <w:b/>
-          <w:sz w:val="14"/>
-          <w:szCs w:val="14"/>
-          <w:shd w:val="clear" w:color="auto" w:fill="B7B7B7"/>
+          <w:rFonts w:ascii="Arial" w:eastAsia="Arial" w:hAnsi="Arial" w:cs="Arial"/>
+          <w:b/>
+          <w:color w:val="000000"/>
+          <w:sz w:val="18"/>
+          <w:highlight w:val="lightGray"/>
+        </w:rPr>
+        <w:t># Source: AI Source: Provided by: [Data Path</w:t>
+      </w:r>
+      <w:r>
+        <w:rPr>
+          <w:rFonts w:ascii="Arial" w:eastAsia="Arial" w:hAnsi="Arial" w:cs="Arial"/>
+          <w:color w:val="000000"/>
+          <w:sz w:val="18"/>
+          <w:highlight w:val="lightGray"/>
+        </w:rPr>
+        <w:t xml:space="preserve">: Persons Table -&gt; ID Column: 1, Name_En Column: Motasem Essam] -&gt; </w:t>
+      </w:r>
+      <w:r>
+        <w:rPr>
+          <w:rFonts w:ascii="Arial" w:eastAsia="Arial" w:hAnsi="Arial" w:cs="Arial"/>
+          <w:b/>
+          <w:color w:val="000000"/>
+          <w:sz w:val="18"/>
+          <w:highlight w:val="lightGray"/>
+        </w:rPr>
+        <w:t>From:</w:t>
+      </w:r>
+      <w:r>
+        <w:rPr>
+          <w:rFonts w:ascii="Arial" w:eastAsia="Arial" w:hAnsi="Arial" w:cs="Arial"/>
+          <w:color w:val="000000"/>
+          <w:sz w:val="18"/>
+          <w:highlight w:val="lightGray"/>
+        </w:rPr>
+        <w:t xml:space="preserve"> [Chatgpt (GPT</w:t>
+      </w:r>
+      <w:r>
+        <w:rPr>
+          <w:rFonts w:ascii="Arial" w:eastAsia="Arial" w:hAnsi="Arial" w:cs="Cambria Math"/>
+          <w:color w:val="000000"/>
+          <w:sz w:val="18"/>
+          <w:highlight w:val="lightGray"/>
         </w:rPr>
         <w:t>‑</w:t>
       </w:r>
       <w:r>
         <w:rPr>
-          <w:b/>
-          <w:sz w:val="14"/>
-          <w:szCs w:val="14"/>
-          <w:shd w:val="clear" w:color="auto" w:fill="B7B7B7"/>
-        </w:rPr>
-        <w:t>5 Mini) at [8/22/2025]</w:t>
+          <w:rFonts w:ascii="Arial" w:eastAsia="Arial" w:hAnsi="Arial" w:cs="Arial"/>
+          <w:color w:val="000000"/>
+          <w:sz w:val="18"/>
+          <w:highlight w:val="lightGray"/>
+        </w:rPr>
+        <w:t xml:space="preserve">5 Mini)] </w:t>
+      </w:r>
+      <w:r>
+        <w:rPr>
+          <w:rFonts w:ascii="Arial" w:eastAsia="Arial" w:hAnsi="Arial" w:cs="Arial"/>
+          <w:b/>
+          <w:color w:val="000000"/>
+          <w:sz w:val="18"/>
+          <w:highlight w:val="lightGray"/>
+        </w:rPr>
+        <w:t>on</w:t>
+      </w:r>
+      <w:r>
+        <w:rPr>
+          <w:rFonts w:ascii="Arial" w:eastAsia="Arial" w:hAnsi="Arial"/>
+          <w:sz w:val="18"/>
+          <w:highlight w:val="lightGray"/>
+        </w:rPr>
+        <w:t xml:space="preserve"> [8/22/2025]</w:t>
       </w:r>
     </w:p>
     <w:p>
@@ -400,7 +479,7 @@
           <w:ilvl w:val="0"/>
           <w:numId w:val="2"/>
         </w:numPr>
-        <w:spacing w:before="240"/>
+        <w:spacing w:before="240" w:after="0" w:line="276" w:lineRule="auto"/>
         <w:rPr>
           <w:rFonts w:ascii="Roboto Mono" w:eastAsia="Roboto Mono" w:hAnsi="Roboto Mono" w:cs="Roboto Mono"/>
         </w:rPr>
@@ -426,6 +505,7 @@
           <w:ilvl w:val="1"/>
           <w:numId w:val="2"/>
         </w:numPr>
+        <w:spacing w:after="0" w:line="276" w:lineRule="auto"/>
         <w:rPr>
           <w:rFonts w:ascii="Roboto Mono" w:eastAsia="Roboto Mono" w:hAnsi="Roboto Mono" w:cs="Roboto Mono"/>
         </w:rPr>
@@ -449,16 +529,16 @@
           <w:ilvl w:val="0"/>
           <w:numId w:val="2"/>
         </w:numPr>
-        <w:rPr>
-          <w:rFonts w:ascii="Roboto Mono" w:eastAsia="Roboto Mono" w:hAnsi="Roboto Mono" w:cs="Roboto Mono"/>
-        </w:rPr>
-      </w:pPr>
-      <w:r>
-        <w:rPr>
-          <w:rFonts w:ascii="Roboto Mono" w:eastAsia="Roboto Mono" w:hAnsi="Roboto Mono" w:cs="Roboto Mono"/>
-          <w:b/>
-        </w:rPr>
-        <w:lastRenderedPageBreak/>
+        <w:spacing w:after="0" w:line="276" w:lineRule="auto"/>
+        <w:rPr>
+          <w:rFonts w:ascii="Roboto Mono" w:eastAsia="Roboto Mono" w:hAnsi="Roboto Mono" w:cs="Roboto Mono"/>
+        </w:rPr>
+      </w:pPr>
+      <w:r>
+        <w:rPr>
+          <w:rFonts w:ascii="Roboto Mono" w:eastAsia="Roboto Mono" w:hAnsi="Roboto Mono" w:cs="Roboto Mono"/>
+          <w:b/>
+        </w:rPr>
         <w:t>Decision (Branch) Testing &amp; Coverage</w:t>
       </w:r>
       <w:r>
@@ -475,6 +555,7 @@
           <w:ilvl w:val="1"/>
           <w:numId w:val="2"/>
         </w:numPr>
+        <w:spacing w:after="0" w:line="276" w:lineRule="auto"/>
       </w:pPr>
       <w:r>
         <w:rPr>
@@ -508,6 +589,7 @@
           <w:ilvl w:val="0"/>
           <w:numId w:val="2"/>
         </w:numPr>
+        <w:spacing w:after="0" w:line="276" w:lineRule="auto"/>
         <w:rPr>
           <w:rFonts w:ascii="Roboto Mono" w:eastAsia="Roboto Mono" w:hAnsi="Roboto Mono" w:cs="Roboto Mono"/>
         </w:rPr>
@@ -533,6 +615,7 @@
           <w:ilvl w:val="1"/>
           <w:numId w:val="2"/>
         </w:numPr>
+        <w:spacing w:after="0" w:line="276" w:lineRule="auto"/>
         <w:rPr>
           <w:rFonts w:ascii="Roboto Mono" w:eastAsia="Roboto Mono" w:hAnsi="Roboto Mono" w:cs="Roboto Mono"/>
         </w:rPr>
@@ -556,6 +639,7 @@
           <w:ilvl w:val="0"/>
           <w:numId w:val="2"/>
         </w:numPr>
+        <w:spacing w:after="0" w:line="276" w:lineRule="auto"/>
         <w:rPr>
           <w:rFonts w:ascii="Roboto Mono" w:eastAsia="Roboto Mono" w:hAnsi="Roboto Mono" w:cs="Roboto Mono"/>
         </w:rPr>
@@ -581,6 +665,7 @@
           <w:ilvl w:val="1"/>
           <w:numId w:val="2"/>
         </w:numPr>
+        <w:spacing w:after="0" w:line="276" w:lineRule="auto"/>
       </w:pPr>
       <w:r>
         <w:rPr>
@@ -614,6 +699,7 @@
           <w:ilvl w:val="0"/>
           <w:numId w:val="2"/>
         </w:numPr>
+        <w:spacing w:after="0" w:line="276" w:lineRule="auto"/>
         <w:rPr>
           <w:rFonts w:ascii="Roboto Mono" w:eastAsia="Roboto Mono" w:hAnsi="Roboto Mono" w:cs="Roboto Mono"/>
         </w:rPr>
@@ -639,6 +725,7 @@
           <w:ilvl w:val="1"/>
           <w:numId w:val="2"/>
         </w:numPr>
+        <w:spacing w:after="0" w:line="276" w:lineRule="auto"/>
       </w:pPr>
       <w:r>
         <w:rPr>
@@ -672,6 +759,7 @@
           <w:ilvl w:val="0"/>
           <w:numId w:val="2"/>
         </w:numPr>
+        <w:spacing w:after="0" w:line="276" w:lineRule="auto"/>
       </w:pPr>
       <w:r>
         <w:rPr>
@@ -699,6 +787,7 @@
           <w:ilvl w:val="1"/>
           <w:numId w:val="2"/>
         </w:numPr>
+        <w:spacing w:after="0" w:line="276" w:lineRule="auto"/>
       </w:pPr>
       <w:r>
         <w:rPr>
@@ -732,6 +821,7 @@
           <w:ilvl w:val="0"/>
           <w:numId w:val="2"/>
         </w:numPr>
+        <w:spacing w:after="0" w:line="276" w:lineRule="auto"/>
         <w:rPr>
           <w:rFonts w:ascii="Roboto Mono" w:eastAsia="Roboto Mono" w:hAnsi="Roboto Mono" w:cs="Roboto Mono"/>
         </w:rPr>
@@ -757,7 +847,7 @@
           <w:ilvl w:val="1"/>
           <w:numId w:val="2"/>
         </w:numPr>
-        <w:spacing w:after="240"/>
+        <w:spacing w:after="240" w:line="276" w:lineRule="auto"/>
       </w:pPr>
       <w:r>
         <w:rPr>
@@ -787,7 +877,7 @@
     </w:p>
     <w:p>
       <w:r>
-        <w:pict w14:anchorId="66588957">
+        <w:pict w14:anchorId="4B445574">
           <v:rect id="_x0000_i1027" style="width:0;height:1.5pt" o:hralign="center" o:hrstd="t" o:hr="t" fillcolor="#a0a0a0" stroked="f"/>
         </w:pict>
       </w:r>
@@ -815,51 +905,77 @@
       </w:pPr>
       <w:r>
         <w:rPr>
-          <w:b/>
-          <w:shd w:val="clear" w:color="auto" w:fill="B7B7B7"/>
-        </w:rPr>
-        <w:t># Source</w:t>
-      </w:r>
-      <w:r>
-        <w:rPr>
-          <w:shd w:val="clear" w:color="auto" w:fill="B7B7B7"/>
-        </w:rPr>
-        <w:t xml:space="preserve">: </w:t>
-      </w:r>
-      <w:r>
-        <w:rPr>
-          <w:b/>
-          <w:shd w:val="clear" w:color="auto" w:fill="B7B7B7"/>
-        </w:rPr>
-        <w:t xml:space="preserve">Chatgpt </w:t>
-      </w:r>
-      <w:r>
-        <w:rPr>
-          <w:b/>
-          <w:sz w:val="14"/>
-          <w:szCs w:val="14"/>
-          <w:shd w:val="clear" w:color="auto" w:fill="B7B7B7"/>
-        </w:rPr>
-        <w:t>(GPT</w:t>
-      </w:r>
-      <w:r>
-        <w:rPr>
-          <w:rFonts w:ascii="Cambria Math" w:hAnsi="Cambria Math" w:cs="Cambria Math"/>
-          <w:b/>
-          <w:sz w:val="14"/>
-          <w:szCs w:val="14"/>
-          <w:shd w:val="clear" w:color="auto" w:fill="B7B7B7"/>
+          <w:rFonts w:ascii="Arial" w:eastAsia="Arial" w:hAnsi="Arial" w:cs="Arial"/>
+          <w:b/>
+          <w:color w:val="000000"/>
+          <w:sz w:val="18"/>
+          <w:highlight w:val="lightGray"/>
+        </w:rPr>
+        <w:t># Source: AI Source: Provided by: [Data Path</w:t>
+      </w:r>
+      <w:r>
+        <w:rPr>
+          <w:rFonts w:ascii="Arial" w:eastAsia="Arial" w:hAnsi="Arial" w:cs="Arial"/>
+          <w:color w:val="000000"/>
+          <w:sz w:val="18"/>
+          <w:highlight w:val="lightGray"/>
+        </w:rPr>
+        <w:t xml:space="preserve">: Persons Table -&gt; ID Column: 1, Name_En Column: Motasem Essam] -&gt; </w:t>
+      </w:r>
+      <w:r>
+        <w:rPr>
+          <w:rFonts w:ascii="Arial" w:eastAsia="Arial" w:hAnsi="Arial" w:cs="Arial"/>
+          <w:b/>
+          <w:color w:val="000000"/>
+          <w:sz w:val="18"/>
+          <w:highlight w:val="lightGray"/>
+        </w:rPr>
+        <w:t>From:</w:t>
+      </w:r>
+      <w:r>
+        <w:rPr>
+          <w:rFonts w:ascii="Arial" w:eastAsia="Arial" w:hAnsi="Arial" w:cs="Arial"/>
+          <w:color w:val="000000"/>
+          <w:sz w:val="18"/>
+          <w:highlight w:val="lightGray"/>
+        </w:rPr>
+        <w:t xml:space="preserve"> [Chatgpt (GPT</w:t>
+      </w:r>
+      <w:r>
+        <w:rPr>
+          <w:rFonts w:ascii="Arial" w:eastAsia="Arial" w:hAnsi="Arial" w:cs="Cambria Math"/>
+          <w:color w:val="000000"/>
+          <w:sz w:val="18"/>
+          <w:highlight w:val="lightGray"/>
         </w:rPr>
         <w:t>‑</w:t>
       </w:r>
       <w:r>
         <w:rPr>
-          <w:b/>
-          <w:sz w:val="14"/>
-          <w:szCs w:val="14"/>
-          <w:shd w:val="clear" w:color="auto" w:fill="B7B7B7"/>
-        </w:rPr>
-        <w:t>5 Mini) at [8/16/2025]</w:t>
+          <w:rFonts w:ascii="Arial" w:eastAsia="Arial" w:hAnsi="Arial" w:cs="Arial"/>
+          <w:color w:val="000000"/>
+          <w:sz w:val="18"/>
+          <w:highlight w:val="lightGray"/>
+        </w:rPr>
+        <w:t xml:space="preserve">5 Mini)] </w:t>
+      </w:r>
+      <w:r>
+        <w:rPr>
+          <w:rFonts w:ascii="Arial" w:eastAsia="Arial" w:hAnsi="Arial" w:cs="Arial"/>
+          <w:b/>
+          <w:color w:val="000000"/>
+          <w:sz w:val="18"/>
+          <w:highlight w:val="lightGray"/>
+        </w:rPr>
+        <w:t>on</w:t>
+      </w:r>
+      <w:r>
+        <w:rPr>
+          <w:rFonts w:ascii="Arial" w:eastAsia="Arial" w:hAnsi="Arial"/>
+          <w:sz w:val="18"/>
+          <w:highlight w:val="lightGray"/>
+        </w:rPr>
+        <w:t xml:space="preserve"> [8/16/2025]</w:t>
       </w:r>
     </w:p>
     <w:p>
@@ -888,9 +1004,8 @@
           <w:rFonts w:ascii="Roboto Mono" w:eastAsia="Roboto Mono" w:hAnsi="Roboto Mono" w:cs="Roboto Mono"/>
           <w:noProof/>
         </w:rPr>
-        <w:lastRenderedPageBreak/>
         <w:drawing>
-          <wp:inline distT="114300" distB="114300" distL="114300" distR="114300" wp14:anchorId="2B844EE0" wp14:editId="0DD29EE6">
+          <wp:inline distT="114300" distB="114300" distL="114300" distR="114300" wp14:anchorId="799DF629" wp14:editId="3BF98246">
             <wp:extent cx="5943600" cy="1447800"/>
             <wp:effectExtent l="0" t="0" r="0" b="0"/>
             <wp:docPr id="1" name="image1.png"/>
@@ -1004,7 +1119,7 @@
           <w:ilvl w:val="0"/>
           <w:numId w:val="1"/>
         </w:numPr>
-        <w:spacing w:before="240"/>
+        <w:spacing w:before="240" w:after="0" w:line="276" w:lineRule="auto"/>
       </w:pPr>
       <w:r>
         <w:rPr>
@@ -1058,7 +1173,7 @@
           <w:ilvl w:val="0"/>
           <w:numId w:val="1"/>
         </w:numPr>
-        <w:spacing w:after="240"/>
+        <w:spacing w:after="240" w:line="276" w:lineRule="auto"/>
       </w:pPr>
       <w:r>
         <w:rPr>
@@ -1118,7 +1233,7 @@
     </w:p>
     <w:p>
       <w:r>
-        <w:pict w14:anchorId="6D99B674">
+        <w:pict w14:anchorId="178F0E72">
           <v:rect id="_x0000_i1028" style="width:0;height:1.5pt" o:hralign="center" o:hrstd="t" o:hr="t" fillcolor="#a0a0a0" stroked="f"/>
         </w:pict>
       </w:r>
@@ -1176,51 +1291,77 @@
       </w:pPr>
       <w:r>
         <w:rPr>
-          <w:b/>
-          <w:shd w:val="clear" w:color="auto" w:fill="B7B7B7"/>
-        </w:rPr>
-        <w:t># Source</w:t>
-      </w:r>
-      <w:r>
-        <w:rPr>
-          <w:shd w:val="clear" w:color="auto" w:fill="B7B7B7"/>
-        </w:rPr>
-        <w:t xml:space="preserve">: </w:t>
-      </w:r>
-      <w:r>
-        <w:rPr>
-          <w:b/>
-          <w:shd w:val="clear" w:color="auto" w:fill="B7B7B7"/>
-        </w:rPr>
-        <w:t xml:space="preserve">Chatgpt </w:t>
-      </w:r>
-      <w:r>
-        <w:rPr>
-          <w:b/>
-          <w:sz w:val="14"/>
-          <w:szCs w:val="14"/>
-          <w:shd w:val="clear" w:color="auto" w:fill="B7B7B7"/>
-        </w:rPr>
-        <w:t>(GPT</w:t>
-      </w:r>
-      <w:r>
-        <w:rPr>
-          <w:rFonts w:ascii="Cambria Math" w:hAnsi="Cambria Math" w:cs="Cambria Math"/>
-          <w:b/>
-          <w:sz w:val="14"/>
-          <w:szCs w:val="14"/>
-          <w:shd w:val="clear" w:color="auto" w:fill="B7B7B7"/>
+          <w:rFonts w:ascii="Arial" w:eastAsia="Arial" w:hAnsi="Arial" w:cs="Arial"/>
+          <w:b/>
+          <w:color w:val="000000"/>
+          <w:sz w:val="18"/>
+          <w:highlight w:val="lightGray"/>
+        </w:rPr>
+        <w:t># Source: AI Source: Provided by: [Data Path</w:t>
+      </w:r>
+      <w:r>
+        <w:rPr>
+          <w:rFonts w:ascii="Arial" w:eastAsia="Arial" w:hAnsi="Arial" w:cs="Arial"/>
+          <w:color w:val="000000"/>
+          <w:sz w:val="18"/>
+          <w:highlight w:val="lightGray"/>
+        </w:rPr>
+        <w:t xml:space="preserve">: Persons Table -&gt; ID Column: 1, Name_En Column: Motasem Essam] -&gt; </w:t>
+      </w:r>
+      <w:r>
+        <w:rPr>
+          <w:rFonts w:ascii="Arial" w:eastAsia="Arial" w:hAnsi="Arial" w:cs="Arial"/>
+          <w:b/>
+          <w:color w:val="000000"/>
+          <w:sz w:val="18"/>
+          <w:highlight w:val="lightGray"/>
+        </w:rPr>
+        <w:t>From:</w:t>
+      </w:r>
+      <w:r>
+        <w:rPr>
+          <w:rFonts w:ascii="Arial" w:eastAsia="Arial" w:hAnsi="Arial" w:cs="Arial"/>
+          <w:color w:val="000000"/>
+          <w:sz w:val="18"/>
+          <w:highlight w:val="lightGray"/>
+        </w:rPr>
+        <w:t xml:space="preserve"> [Chatgpt (GPT</w:t>
+      </w:r>
+      <w:r>
+        <w:rPr>
+          <w:rFonts w:ascii="Arial" w:eastAsia="Arial" w:hAnsi="Arial" w:cs="Cambria Math"/>
+          <w:color w:val="000000"/>
+          <w:sz w:val="18"/>
+          <w:highlight w:val="lightGray"/>
         </w:rPr>
         <w:t>‑</w:t>
       </w:r>
       <w:r>
         <w:rPr>
-          <w:b/>
-          <w:sz w:val="14"/>
-          <w:szCs w:val="14"/>
-          <w:shd w:val="clear" w:color="auto" w:fill="B7B7B7"/>
-        </w:rPr>
-        <w:t>5 Mini) at [8/16/2025]</w:t>
+          <w:rFonts w:ascii="Arial" w:eastAsia="Arial" w:hAnsi="Arial" w:cs="Arial"/>
+          <w:color w:val="000000"/>
+          <w:sz w:val="18"/>
+          <w:highlight w:val="lightGray"/>
+        </w:rPr>
+        <w:t xml:space="preserve">5 Mini)] </w:t>
+      </w:r>
+      <w:r>
+        <w:rPr>
+          <w:rFonts w:ascii="Arial" w:eastAsia="Arial" w:hAnsi="Arial" w:cs="Arial"/>
+          <w:b/>
+          <w:color w:val="000000"/>
+          <w:sz w:val="18"/>
+          <w:highlight w:val="lightGray"/>
+        </w:rPr>
+        <w:t>on</w:t>
+      </w:r>
+      <w:r>
+        <w:rPr>
+          <w:rFonts w:ascii="Arial" w:eastAsia="Arial" w:hAnsi="Arial"/>
+          <w:sz w:val="18"/>
+          <w:highlight w:val="lightGray"/>
+        </w:rPr>
+        <w:t xml:space="preserve"> [8/16/2025]</w:t>
       </w:r>
     </w:p>
     <w:p>
@@ -1252,7 +1393,7 @@
     </w:p>
     <w:p>
       <w:r>
-        <w:pict w14:anchorId="3CF976E7">
+        <w:pict w14:anchorId="6629F3F1">
           <v:rect id="_x0000_i1029" style="width:0;height:1.5pt" o:hralign="center" o:hrstd="t" o:hr="t" fillcolor="#a0a0a0" stroked="f"/>
         </w:pict>
       </w:r>
@@ -1288,51 +1429,77 @@
       </w:pPr>
       <w:r>
         <w:rPr>
-          <w:b/>
-          <w:shd w:val="clear" w:color="auto" w:fill="B7B7B7"/>
-        </w:rPr>
-        <w:t># Source</w:t>
-      </w:r>
-      <w:r>
-        <w:rPr>
-          <w:shd w:val="clear" w:color="auto" w:fill="B7B7B7"/>
-        </w:rPr>
-        <w:t xml:space="preserve">: </w:t>
-      </w:r>
-      <w:r>
-        <w:rPr>
-          <w:b/>
-          <w:shd w:val="clear" w:color="auto" w:fill="B7B7B7"/>
-        </w:rPr>
-        <w:t xml:space="preserve">Chatgpt </w:t>
-      </w:r>
-      <w:r>
-        <w:rPr>
-          <w:b/>
-          <w:sz w:val="14"/>
-          <w:szCs w:val="14"/>
-          <w:shd w:val="clear" w:color="auto" w:fill="B7B7B7"/>
-        </w:rPr>
-        <w:t>(GPT</w:t>
-      </w:r>
-      <w:r>
-        <w:rPr>
-          <w:rFonts w:ascii="Cambria Math" w:hAnsi="Cambria Math" w:cs="Cambria Math"/>
-          <w:b/>
-          <w:sz w:val="14"/>
-          <w:szCs w:val="14"/>
-          <w:shd w:val="clear" w:color="auto" w:fill="B7B7B7"/>
+          <w:rFonts w:ascii="Arial" w:eastAsia="Arial" w:hAnsi="Arial" w:cs="Arial"/>
+          <w:b/>
+          <w:color w:val="000000"/>
+          <w:sz w:val="18"/>
+          <w:highlight w:val="lightGray"/>
+        </w:rPr>
+        <w:t># Source: AI Source: Provided by: [Data Path</w:t>
+      </w:r>
+      <w:r>
+        <w:rPr>
+          <w:rFonts w:ascii="Arial" w:eastAsia="Arial" w:hAnsi="Arial" w:cs="Arial"/>
+          <w:color w:val="000000"/>
+          <w:sz w:val="18"/>
+          <w:highlight w:val="lightGray"/>
+        </w:rPr>
+        <w:t xml:space="preserve">: Persons Table -&gt; ID Column: 1, Name_En Column: Motasem Essam] -&gt; </w:t>
+      </w:r>
+      <w:r>
+        <w:rPr>
+          <w:rFonts w:ascii="Arial" w:eastAsia="Arial" w:hAnsi="Arial" w:cs="Arial"/>
+          <w:b/>
+          <w:color w:val="000000"/>
+          <w:sz w:val="18"/>
+          <w:highlight w:val="lightGray"/>
+        </w:rPr>
+        <w:t>From:</w:t>
+      </w:r>
+      <w:r>
+        <w:rPr>
+          <w:rFonts w:ascii="Arial" w:eastAsia="Arial" w:hAnsi="Arial" w:cs="Arial"/>
+          <w:color w:val="000000"/>
+          <w:sz w:val="18"/>
+          <w:highlight w:val="lightGray"/>
+        </w:rPr>
+        <w:t xml:space="preserve"> [Chatgpt (GPT</w:t>
+      </w:r>
+      <w:r>
+        <w:rPr>
+          <w:rFonts w:ascii="Arial" w:eastAsia="Arial" w:hAnsi="Arial" w:cs="Cambria Math"/>
+          <w:color w:val="000000"/>
+          <w:sz w:val="18"/>
+          <w:highlight w:val="lightGray"/>
         </w:rPr>
         <w:t>‑</w:t>
       </w:r>
       <w:r>
         <w:rPr>
-          <w:b/>
-          <w:sz w:val="14"/>
-          <w:szCs w:val="14"/>
-          <w:shd w:val="clear" w:color="auto" w:fill="B7B7B7"/>
-        </w:rPr>
-        <w:t>5 Mini) at [8/16/2025]</w:t>
+          <w:rFonts w:ascii="Arial" w:eastAsia="Arial" w:hAnsi="Arial" w:cs="Arial"/>
+          <w:color w:val="000000"/>
+          <w:sz w:val="18"/>
+          <w:highlight w:val="lightGray"/>
+        </w:rPr>
+        <w:t xml:space="preserve">5 Mini)] </w:t>
+      </w:r>
+      <w:r>
+        <w:rPr>
+          <w:rFonts w:ascii="Arial" w:eastAsia="Arial" w:hAnsi="Arial" w:cs="Arial"/>
+          <w:b/>
+          <w:color w:val="000000"/>
+          <w:sz w:val="18"/>
+          <w:highlight w:val="lightGray"/>
+        </w:rPr>
+        <w:t>on</w:t>
+      </w:r>
+      <w:r>
+        <w:rPr>
+          <w:rFonts w:ascii="Arial" w:eastAsia="Arial" w:hAnsi="Arial"/>
+          <w:sz w:val="18"/>
+          <w:highlight w:val="lightGray"/>
+        </w:rPr>
+        <w:t xml:space="preserve"> [8/16/2025]</w:t>
       </w:r>
     </w:p>
     <w:p>
@@ -1341,17 +1508,16 @@
           <w:ilvl w:val="0"/>
           <w:numId w:val="3"/>
         </w:numPr>
-        <w:spacing w:before="240"/>
-        <w:rPr>
-          <w:rFonts w:ascii="Roboto Mono" w:eastAsia="Roboto Mono" w:hAnsi="Roboto Mono" w:cs="Roboto Mono"/>
-        </w:rPr>
-      </w:pPr>
-      <w:r>
-        <w:rPr>
-          <w:rFonts w:ascii="Roboto Mono" w:eastAsia="Roboto Mono" w:hAnsi="Roboto Mono" w:cs="Roboto Mono"/>
-          <w:b/>
-        </w:rPr>
-        <w:lastRenderedPageBreak/>
+        <w:spacing w:before="240" w:after="0" w:line="276" w:lineRule="auto"/>
+        <w:rPr>
+          <w:rFonts w:ascii="Roboto Mono" w:eastAsia="Roboto Mono" w:hAnsi="Roboto Mono" w:cs="Roboto Mono"/>
+        </w:rPr>
+      </w:pPr>
+      <w:r>
+        <w:rPr>
+          <w:rFonts w:ascii="Roboto Mono" w:eastAsia="Roboto Mono" w:hAnsi="Roboto Mono" w:cs="Roboto Mono"/>
+          <w:b/>
+        </w:rPr>
         <w:t>Thorough Verification of Code Logic</w:t>
       </w:r>
       <w:r>
@@ -1368,6 +1534,7 @@
           <w:ilvl w:val="1"/>
           <w:numId w:val="3"/>
         </w:numPr>
+        <w:spacing w:after="0" w:line="276" w:lineRule="auto"/>
       </w:pPr>
       <w:r>
         <w:rPr>
@@ -1401,6 +1568,7 @@
           <w:ilvl w:val="1"/>
           <w:numId w:val="3"/>
         </w:numPr>
+        <w:spacing w:after="0" w:line="276" w:lineRule="auto"/>
         <w:rPr>
           <w:rFonts w:ascii="Roboto Mono" w:eastAsia="Roboto Mono" w:hAnsi="Roboto Mono" w:cs="Roboto Mono"/>
         </w:rPr>
@@ -1424,6 +1592,7 @@
           <w:ilvl w:val="0"/>
           <w:numId w:val="3"/>
         </w:numPr>
+        <w:spacing w:after="0" w:line="276" w:lineRule="auto"/>
         <w:rPr>
           <w:rFonts w:ascii="Roboto Mono" w:eastAsia="Roboto Mono" w:hAnsi="Roboto Mono" w:cs="Roboto Mono"/>
         </w:rPr>
@@ -1449,6 +1618,7 @@
           <w:ilvl w:val="1"/>
           <w:numId w:val="3"/>
         </w:numPr>
+        <w:spacing w:after="0" w:line="276" w:lineRule="auto"/>
       </w:pPr>
       <w:r>
         <w:rPr>
@@ -1482,6 +1652,7 @@
           <w:ilvl w:val="0"/>
           <w:numId w:val="3"/>
         </w:numPr>
+        <w:spacing w:after="0" w:line="276" w:lineRule="auto"/>
         <w:rPr>
           <w:rFonts w:ascii="Roboto Mono" w:eastAsia="Roboto Mono" w:hAnsi="Roboto Mono" w:cs="Roboto Mono"/>
         </w:rPr>
@@ -1507,6 +1678,7 @@
           <w:ilvl w:val="1"/>
           <w:numId w:val="3"/>
         </w:numPr>
+        <w:spacing w:after="0" w:line="276" w:lineRule="auto"/>
         <w:rPr>
           <w:rFonts w:ascii="Roboto Mono" w:eastAsia="Roboto Mono" w:hAnsi="Roboto Mono" w:cs="Roboto Mono"/>
         </w:rPr>
@@ -1530,6 +1702,7 @@
           <w:ilvl w:val="1"/>
           <w:numId w:val="3"/>
         </w:numPr>
+        <w:spacing w:after="0" w:line="276" w:lineRule="auto"/>
         <w:rPr>
           <w:rFonts w:ascii="Roboto Mono" w:eastAsia="Roboto Mono" w:hAnsi="Roboto Mono" w:cs="Roboto Mono"/>
         </w:rPr>
@@ -1553,6 +1726,7 @@
           <w:ilvl w:val="0"/>
           <w:numId w:val="3"/>
         </w:numPr>
+        <w:spacing w:after="0" w:line="276" w:lineRule="auto"/>
         <w:rPr>
           <w:rFonts w:ascii="Roboto Mono" w:eastAsia="Roboto Mono" w:hAnsi="Roboto Mono" w:cs="Roboto Mono"/>
         </w:rPr>
@@ -1578,6 +1752,7 @@
           <w:ilvl w:val="1"/>
           <w:numId w:val="3"/>
         </w:numPr>
+        <w:spacing w:after="0" w:line="276" w:lineRule="auto"/>
       </w:pPr>
       <w:r>
         <w:rPr>
@@ -1611,6 +1786,7 @@
           <w:ilvl w:val="0"/>
           <w:numId w:val="3"/>
         </w:numPr>
+        <w:spacing w:after="0" w:line="276" w:lineRule="auto"/>
         <w:rPr>
           <w:rFonts w:ascii="Roboto Mono" w:eastAsia="Roboto Mono" w:hAnsi="Roboto Mono" w:cs="Roboto Mono"/>
         </w:rPr>
@@ -1636,6 +1812,7 @@
           <w:ilvl w:val="1"/>
           <w:numId w:val="3"/>
         </w:numPr>
+        <w:spacing w:after="0" w:line="276" w:lineRule="auto"/>
       </w:pPr>
       <w:r>
         <w:rPr>
@@ -1669,6 +1846,7 @@
           <w:ilvl w:val="1"/>
           <w:numId w:val="3"/>
         </w:numPr>
+        <w:spacing w:after="0" w:line="276" w:lineRule="auto"/>
         <w:rPr>
           <w:rFonts w:ascii="Roboto Mono" w:eastAsia="Roboto Mono" w:hAnsi="Roboto Mono" w:cs="Roboto Mono"/>
         </w:rPr>
@@ -1692,6 +1870,7 @@
           <w:ilvl w:val="0"/>
           <w:numId w:val="3"/>
         </w:numPr>
+        <w:spacing w:after="0" w:line="276" w:lineRule="auto"/>
         <w:rPr>
           <w:rFonts w:ascii="Roboto Mono" w:eastAsia="Roboto Mono" w:hAnsi="Roboto Mono" w:cs="Roboto Mono"/>
         </w:rPr>
@@ -1717,6 +1896,7 @@
           <w:ilvl w:val="1"/>
           <w:numId w:val="3"/>
         </w:numPr>
+        <w:spacing w:after="0" w:line="276" w:lineRule="auto"/>
         <w:rPr>
           <w:rFonts w:ascii="Roboto Mono" w:eastAsia="Roboto Mono" w:hAnsi="Roboto Mono" w:cs="Roboto Mono"/>
         </w:rPr>
@@ -1740,16 +1920,16 @@
           <w:ilvl w:val="0"/>
           <w:numId w:val="3"/>
         </w:numPr>
-        <w:rPr>
-          <w:rFonts w:ascii="Roboto Mono" w:eastAsia="Roboto Mono" w:hAnsi="Roboto Mono" w:cs="Roboto Mono"/>
-        </w:rPr>
-      </w:pPr>
-      <w:r>
-        <w:rPr>
-          <w:rFonts w:ascii="Roboto Mono" w:eastAsia="Roboto Mono" w:hAnsi="Roboto Mono" w:cs="Roboto Mono"/>
-          <w:b/>
-        </w:rPr>
-        <w:lastRenderedPageBreak/>
+        <w:spacing w:after="0" w:line="276" w:lineRule="auto"/>
+        <w:rPr>
+          <w:rFonts w:ascii="Roboto Mono" w:eastAsia="Roboto Mono" w:hAnsi="Roboto Mono" w:cs="Roboto Mono"/>
+        </w:rPr>
+      </w:pPr>
+      <w:r>
+        <w:rPr>
+          <w:rFonts w:ascii="Roboto Mono" w:eastAsia="Roboto Mono" w:hAnsi="Roboto Mono" w:cs="Roboto Mono"/>
+          <w:b/>
+        </w:rPr>
         <w:t>Complements Black-Box Testing</w:t>
       </w:r>
       <w:r>
@@ -1766,7 +1946,7 @@
           <w:ilvl w:val="1"/>
           <w:numId w:val="3"/>
         </w:numPr>
-        <w:spacing w:after="240"/>
+        <w:spacing w:after="240" w:line="276" w:lineRule="auto"/>
       </w:pPr>
       <w:r>
         <w:rPr>
@@ -1809,7 +1989,7 @@
     </w:p>
     <w:p>
       <w:r>
-        <w:pict w14:anchorId="49535203">
+        <w:pict w14:anchorId="72805E28">
           <v:rect id="_x0000_i1030" style="width:0;height:1.5pt" o:hralign="center" o:hrstd="t" o:hr="t" fillcolor="#a0a0a0" stroked="f"/>
         </w:pict>
       </w:r>
@@ -1846,51 +2026,77 @@
       </w:pPr>
       <w:r>
         <w:rPr>
-          <w:b/>
-          <w:shd w:val="clear" w:color="auto" w:fill="B7B7B7"/>
-        </w:rPr>
-        <w:t># Source</w:t>
-      </w:r>
-      <w:r>
-        <w:rPr>
-          <w:shd w:val="clear" w:color="auto" w:fill="B7B7B7"/>
-        </w:rPr>
-        <w:t xml:space="preserve">: </w:t>
-      </w:r>
-      <w:r>
-        <w:rPr>
-          <w:b/>
-          <w:shd w:val="clear" w:color="auto" w:fill="B7B7B7"/>
-        </w:rPr>
-        <w:t xml:space="preserve">Chatgpt </w:t>
-      </w:r>
-      <w:r>
-        <w:rPr>
-          <w:b/>
-          <w:sz w:val="14"/>
-          <w:szCs w:val="14"/>
-          <w:shd w:val="clear" w:color="auto" w:fill="B7B7B7"/>
-        </w:rPr>
-        <w:t>(GPT</w:t>
-      </w:r>
-      <w:r>
-        <w:rPr>
-          <w:rFonts w:ascii="Cambria Math" w:hAnsi="Cambria Math" w:cs="Cambria Math"/>
-          <w:b/>
-          <w:sz w:val="14"/>
-          <w:szCs w:val="14"/>
-          <w:shd w:val="clear" w:color="auto" w:fill="B7B7B7"/>
+          <w:rFonts w:ascii="Arial" w:eastAsia="Arial" w:hAnsi="Arial" w:cs="Arial"/>
+          <w:b/>
+          <w:color w:val="000000"/>
+          <w:sz w:val="18"/>
+          <w:highlight w:val="lightGray"/>
+        </w:rPr>
+        <w:t># Source: AI Source: Provided by: [Data Path</w:t>
+      </w:r>
+      <w:r>
+        <w:rPr>
+          <w:rFonts w:ascii="Arial" w:eastAsia="Arial" w:hAnsi="Arial" w:cs="Arial"/>
+          <w:color w:val="000000"/>
+          <w:sz w:val="18"/>
+          <w:highlight w:val="lightGray"/>
+        </w:rPr>
+        <w:t xml:space="preserve">: Persons Table -&gt; ID Column: 1, Name_En Column: Motasem Essam] -&gt; </w:t>
+      </w:r>
+      <w:r>
+        <w:rPr>
+          <w:rFonts w:ascii="Arial" w:eastAsia="Arial" w:hAnsi="Arial" w:cs="Arial"/>
+          <w:b/>
+          <w:color w:val="000000"/>
+          <w:sz w:val="18"/>
+          <w:highlight w:val="lightGray"/>
+        </w:rPr>
+        <w:t>From:</w:t>
+      </w:r>
+      <w:r>
+        <w:rPr>
+          <w:rFonts w:ascii="Arial" w:eastAsia="Arial" w:hAnsi="Arial" w:cs="Arial"/>
+          <w:color w:val="000000"/>
+          <w:sz w:val="18"/>
+          <w:highlight w:val="lightGray"/>
+        </w:rPr>
+        <w:t xml:space="preserve"> [Chatgpt (GPT</w:t>
+      </w:r>
+      <w:r>
+        <w:rPr>
+          <w:rFonts w:ascii="Arial" w:eastAsia="Arial" w:hAnsi="Arial" w:cs="Cambria Math"/>
+          <w:color w:val="000000"/>
+          <w:sz w:val="18"/>
+          <w:highlight w:val="lightGray"/>
         </w:rPr>
         <w:t>‑</w:t>
       </w:r>
       <w:r>
         <w:rPr>
-          <w:b/>
-          <w:sz w:val="14"/>
-          <w:szCs w:val="14"/>
-          <w:shd w:val="clear" w:color="auto" w:fill="B7B7B7"/>
-        </w:rPr>
-        <w:t>5 Mini) at [8/16/2025]</w:t>
+          <w:rFonts w:ascii="Arial" w:eastAsia="Arial" w:hAnsi="Arial" w:cs="Arial"/>
+          <w:color w:val="000000"/>
+          <w:sz w:val="18"/>
+          <w:highlight w:val="lightGray"/>
+        </w:rPr>
+        <w:t xml:space="preserve">5 Mini)] </w:t>
+      </w:r>
+      <w:r>
+        <w:rPr>
+          <w:rFonts w:ascii="Arial" w:eastAsia="Arial" w:hAnsi="Arial" w:cs="Arial"/>
+          <w:b/>
+          <w:color w:val="000000"/>
+          <w:sz w:val="18"/>
+          <w:highlight w:val="lightGray"/>
+        </w:rPr>
+        <w:t>on</w:t>
+      </w:r>
+      <w:r>
+        <w:rPr>
+          <w:rFonts w:ascii="Arial" w:eastAsia="Arial" w:hAnsi="Arial"/>
+          <w:sz w:val="18"/>
+          <w:highlight w:val="lightGray"/>
+        </w:rPr>
+        <w:t xml:space="preserve"> [8/16/2025]</w:t>
       </w:r>
     </w:p>
     <w:p>
@@ -1913,7 +2119,7 @@
           <w:ilvl w:val="0"/>
           <w:numId w:val="4"/>
         </w:numPr>
-        <w:spacing w:before="240"/>
+        <w:spacing w:before="240" w:after="0" w:line="276" w:lineRule="auto"/>
       </w:pPr>
       <w:r>
         <w:rPr>
@@ -1949,7 +2155,7 @@
           <w:ilvl w:val="0"/>
           <w:numId w:val="4"/>
         </w:numPr>
-        <w:spacing w:after="240"/>
+        <w:spacing w:after="240" w:line="276" w:lineRule="auto"/>
       </w:pPr>
       <w:r>
         <w:rPr>
@@ -1995,7 +2201,7 @@
     </w:p>
     <w:p>
       <w:r>
-        <w:pict w14:anchorId="1C7E0B9E">
+        <w:pict w14:anchorId="41A91D2B">
           <v:rect id="_x0000_i1031" style="width:0;height:1.5pt" o:hralign="center" o:hrstd="t" o:hr="t" fillcolor="#a0a0a0" stroked="f"/>
         </w:pict>
       </w:r>
@@ -2033,51 +2239,77 @@
       </w:pPr>
       <w:r>
         <w:rPr>
-          <w:b/>
-          <w:shd w:val="clear" w:color="auto" w:fill="B7B7B7"/>
-        </w:rPr>
-        <w:t># Source</w:t>
-      </w:r>
-      <w:r>
-        <w:rPr>
-          <w:shd w:val="clear" w:color="auto" w:fill="B7B7B7"/>
-        </w:rPr>
-        <w:t xml:space="preserve">: </w:t>
-      </w:r>
-      <w:r>
-        <w:rPr>
-          <w:b/>
-          <w:shd w:val="clear" w:color="auto" w:fill="B7B7B7"/>
-        </w:rPr>
-        <w:t xml:space="preserve">Chatgpt </w:t>
-      </w:r>
-      <w:r>
-        <w:rPr>
-          <w:b/>
-          <w:sz w:val="14"/>
-          <w:szCs w:val="14"/>
-          <w:shd w:val="clear" w:color="auto" w:fill="B7B7B7"/>
-        </w:rPr>
-        <w:t>(GPT</w:t>
-      </w:r>
-      <w:r>
-        <w:rPr>
-          <w:rFonts w:ascii="Cambria Math" w:hAnsi="Cambria Math" w:cs="Cambria Math"/>
-          <w:b/>
-          <w:sz w:val="14"/>
-          <w:szCs w:val="14"/>
-          <w:shd w:val="clear" w:color="auto" w:fill="B7B7B7"/>
+          <w:rFonts w:ascii="Arial" w:eastAsia="Arial" w:hAnsi="Arial" w:cs="Arial"/>
+          <w:b/>
+          <w:color w:val="000000"/>
+          <w:sz w:val="18"/>
+          <w:highlight w:val="lightGray"/>
+        </w:rPr>
+        <w:t># Source: AI Source: Provided by: [Data Path</w:t>
+      </w:r>
+      <w:r>
+        <w:rPr>
+          <w:rFonts w:ascii="Arial" w:eastAsia="Arial" w:hAnsi="Arial" w:cs="Arial"/>
+          <w:color w:val="000000"/>
+          <w:sz w:val="18"/>
+          <w:highlight w:val="lightGray"/>
+        </w:rPr>
+        <w:t xml:space="preserve">: Persons Table -&gt; ID Column: 1, Name_En Column: Motasem Essam] -&gt; </w:t>
+      </w:r>
+      <w:r>
+        <w:rPr>
+          <w:rFonts w:ascii="Arial" w:eastAsia="Arial" w:hAnsi="Arial" w:cs="Arial"/>
+          <w:b/>
+          <w:color w:val="000000"/>
+          <w:sz w:val="18"/>
+          <w:highlight w:val="lightGray"/>
+        </w:rPr>
+        <w:t>From:</w:t>
+      </w:r>
+      <w:r>
+        <w:rPr>
+          <w:rFonts w:ascii="Arial" w:eastAsia="Arial" w:hAnsi="Arial" w:cs="Arial"/>
+          <w:color w:val="000000"/>
+          <w:sz w:val="18"/>
+          <w:highlight w:val="lightGray"/>
+        </w:rPr>
+        <w:t xml:space="preserve"> [Chatgpt (GPT</w:t>
+      </w:r>
+      <w:r>
+        <w:rPr>
+          <w:rFonts w:ascii="Arial" w:eastAsia="Arial" w:hAnsi="Arial" w:cs="Cambria Math"/>
+          <w:color w:val="000000"/>
+          <w:sz w:val="18"/>
+          <w:highlight w:val="lightGray"/>
         </w:rPr>
         <w:t>‑</w:t>
       </w:r>
       <w:r>
         <w:rPr>
-          <w:b/>
-          <w:sz w:val="14"/>
-          <w:szCs w:val="14"/>
-          <w:shd w:val="clear" w:color="auto" w:fill="B7B7B7"/>
-        </w:rPr>
-        <w:t>5 Mini) at [8/16/2025]</w:t>
+          <w:rFonts w:ascii="Arial" w:eastAsia="Arial" w:hAnsi="Arial" w:cs="Arial"/>
+          <w:color w:val="000000"/>
+          <w:sz w:val="18"/>
+          <w:highlight w:val="lightGray"/>
+        </w:rPr>
+        <w:t xml:space="preserve">5 Mini)] </w:t>
+      </w:r>
+      <w:r>
+        <w:rPr>
+          <w:rFonts w:ascii="Arial" w:eastAsia="Arial" w:hAnsi="Arial" w:cs="Arial"/>
+          <w:b/>
+          <w:color w:val="000000"/>
+          <w:sz w:val="18"/>
+          <w:highlight w:val="lightGray"/>
+        </w:rPr>
+        <w:t>on</w:t>
+      </w:r>
+      <w:r>
+        <w:rPr>
+          <w:rFonts w:ascii="Arial" w:eastAsia="Arial" w:hAnsi="Arial"/>
+          <w:sz w:val="18"/>
+          <w:highlight w:val="lightGray"/>
+        </w:rPr>
+        <w:t xml:space="preserve"> [8/16/2025]</w:t>
       </w:r>
     </w:p>
     <w:p>
@@ -2098,18 +2330,19 @@
     </w:p>
     <w:p>
       <w:r>
-        <w:pict w14:anchorId="2A906DAA">
+        <w:pict w14:anchorId="0FD0BF2F">
           <v:rect id="_x0000_i1032" style="width:0;height:1.5pt" o:hralign="center" o:hrstd="t" o:hr="t" fillcolor="#a0a0a0" stroked="f"/>
         </w:pict>
       </w:r>
     </w:p>
+    <w:p/>
     <w:p/>
     <w:p/>
     <w:sectPr>
       <w:pgSz w:w="12240" w:h="15840"/>
       <w:pgMar w:top="1440" w:right="1440" w:bottom="1440" w:left="1440" w:header="720" w:footer="720" w:gutter="0"/>
-      <w:pgNumType w:start="1"/>
       <w:cols w:space="720"/>
+      <w:docGrid w:linePitch="360"/>
     </w:sectPr>
   </w:body>
 </w:document>
@@ -3100,18 +3333,6 @@
   <w:style w:type="paragraph" w:default="1" w:styleId="Normal">
     <w:name w:val="Normal"/>
     <w:qFormat/>
-    <w:rsid w:val="00043357"/>
-    <w:pPr>
-      <w:spacing w:after="0" w:line="276" w:lineRule="auto"/>
-    </w:pPr>
-    <w:rPr>
-      <w:rFonts w:ascii="Arial" w:eastAsia="Arial" w:hAnsi="Arial" w:cs="Arial"/>
-      <w:kern w:val="0"/>
-      <w:sz w:val="22"/>
-      <w:szCs w:val="22"/>
-      <w:lang w:val="en"/>
-      <w14:ligatures w14:val="none"/>
-    </w:rPr>
   </w:style>
   <w:style w:type="paragraph" w:styleId="Heading1">
     <w:name w:val="heading 1"/>
@@ -3120,7 +3341,7 @@
     <w:link w:val="Heading1Char"/>
     <w:uiPriority w:val="9"/>
     <w:qFormat/>
-    <w:rsid w:val="00846929"/>
+    <w:rsid w:val="00876AE6"/>
     <w:pPr>
       <w:keepNext/>
       <w:keepLines/>
@@ -3142,7 +3363,7 @@
     <w:uiPriority w:val="9"/>
     <w:unhideWhenUsed/>
     <w:qFormat/>
-    <w:rsid w:val="00846929"/>
+    <w:rsid w:val="00876AE6"/>
     <w:pPr>
       <w:keepNext/>
       <w:keepLines/>
@@ -3164,7 +3385,7 @@
     <w:uiPriority w:val="9"/>
     <w:unhideWhenUsed/>
     <w:qFormat/>
-    <w:rsid w:val="00846929"/>
+    <w:rsid w:val="00876AE6"/>
     <w:pPr>
       <w:keepNext/>
       <w:keepLines/>
@@ -3187,7 +3408,7 @@
     <w:semiHidden/>
     <w:unhideWhenUsed/>
     <w:qFormat/>
-    <w:rsid w:val="00846929"/>
+    <w:rsid w:val="00876AE6"/>
     <w:pPr>
       <w:keepNext/>
       <w:keepLines/>
@@ -3210,7 +3431,7 @@
     <w:semiHidden/>
     <w:unhideWhenUsed/>
     <w:qFormat/>
-    <w:rsid w:val="00846929"/>
+    <w:rsid w:val="00876AE6"/>
     <w:pPr>
       <w:keepNext/>
       <w:keepLines/>
@@ -3231,11 +3452,11 @@
     <w:semiHidden/>
     <w:unhideWhenUsed/>
     <w:qFormat/>
-    <w:rsid w:val="00846929"/>
+    <w:rsid w:val="00876AE6"/>
     <w:pPr>
       <w:keepNext/>
       <w:keepLines/>
-      <w:spacing w:before="40"/>
+      <w:spacing w:before="40" w:after="0"/>
       <w:outlineLvl w:val="5"/>
     </w:pPr>
     <w:rPr>
@@ -3254,11 +3475,11 @@
     <w:semiHidden/>
     <w:unhideWhenUsed/>
     <w:qFormat/>
-    <w:rsid w:val="00846929"/>
+    <w:rsid w:val="00876AE6"/>
     <w:pPr>
       <w:keepNext/>
       <w:keepLines/>
-      <w:spacing w:before="40"/>
+      <w:spacing w:before="40" w:after="0"/>
       <w:outlineLvl w:val="6"/>
     </w:pPr>
     <w:rPr>
@@ -3275,10 +3496,11 @@
     <w:semiHidden/>
     <w:unhideWhenUsed/>
     <w:qFormat/>
-    <w:rsid w:val="00846929"/>
+    <w:rsid w:val="00876AE6"/>
     <w:pPr>
       <w:keepNext/>
       <w:keepLines/>
+      <w:spacing w:after="0"/>
       <w:outlineLvl w:val="7"/>
     </w:pPr>
     <w:rPr>
@@ -3297,10 +3519,11 @@
     <w:semiHidden/>
     <w:unhideWhenUsed/>
     <w:qFormat/>
-    <w:rsid w:val="00846929"/>
+    <w:rsid w:val="00876AE6"/>
     <w:pPr>
       <w:keepNext/>
       <w:keepLines/>
+      <w:spacing w:after="0"/>
       <w:outlineLvl w:val="8"/>
     </w:pPr>
     <w:rPr>
@@ -3340,7 +3563,7 @@
     <w:basedOn w:val="DefaultParagraphFont"/>
     <w:link w:val="Heading1"/>
     <w:uiPriority w:val="9"/>
-    <w:rsid w:val="00846929"/>
+    <w:rsid w:val="00876AE6"/>
     <w:rPr>
       <w:rFonts w:asciiTheme="majorHAnsi" w:eastAsiaTheme="majorEastAsia" w:hAnsiTheme="majorHAnsi" w:cstheme="majorBidi"/>
       <w:color w:val="2F5496" w:themeColor="accent1" w:themeShade="BF"/>
@@ -3353,7 +3576,7 @@
     <w:basedOn w:val="DefaultParagraphFont"/>
     <w:link w:val="Heading2"/>
     <w:uiPriority w:val="9"/>
-    <w:rsid w:val="00846929"/>
+    <w:rsid w:val="00876AE6"/>
     <w:rPr>
       <w:rFonts w:asciiTheme="majorHAnsi" w:eastAsiaTheme="majorEastAsia" w:hAnsiTheme="majorHAnsi" w:cstheme="majorBidi"/>
       <w:color w:val="2F5496" w:themeColor="accent1" w:themeShade="BF"/>
@@ -3366,7 +3589,7 @@
     <w:basedOn w:val="DefaultParagraphFont"/>
     <w:link w:val="Heading3"/>
     <w:uiPriority w:val="9"/>
-    <w:rsid w:val="00846929"/>
+    <w:rsid w:val="00876AE6"/>
     <w:rPr>
       <w:rFonts w:eastAsiaTheme="majorEastAsia" w:cstheme="majorBidi"/>
       <w:color w:val="2F5496" w:themeColor="accent1" w:themeShade="BF"/>
@@ -3380,7 +3603,7 @@
     <w:link w:val="Heading4"/>
     <w:uiPriority w:val="9"/>
     <w:semiHidden/>
-    <w:rsid w:val="00846929"/>
+    <w:rsid w:val="00876AE6"/>
     <w:rPr>
       <w:rFonts w:eastAsiaTheme="majorEastAsia" w:cstheme="majorBidi"/>
       <w:i/>
@@ -3394,7 +3617,7 @@
     <w:link w:val="Heading5"/>
     <w:uiPriority w:val="9"/>
     <w:semiHidden/>
-    <w:rsid w:val="00846929"/>
+    <w:rsid w:val="00876AE6"/>
     <w:rPr>
       <w:rFonts w:eastAsiaTheme="majorEastAsia" w:cstheme="majorBidi"/>
       <w:color w:val="2F5496" w:themeColor="accent1" w:themeShade="BF"/>
@@ -3406,7 +3629,7 @@
     <w:link w:val="Heading6"/>
     <w:uiPriority w:val="9"/>
     <w:semiHidden/>
-    <w:rsid w:val="00846929"/>
+    <w:rsid w:val="00876AE6"/>
     <w:rPr>
       <w:rFonts w:eastAsiaTheme="majorEastAsia" w:cstheme="majorBidi"/>
       <w:i/>
@@ -3420,7 +3643,7 @@
     <w:link w:val="Heading7"/>
     <w:uiPriority w:val="9"/>
     <w:semiHidden/>
-    <w:rsid w:val="00846929"/>
+    <w:rsid w:val="00876AE6"/>
     <w:rPr>
       <w:rFonts w:eastAsiaTheme="majorEastAsia" w:cstheme="majorBidi"/>
       <w:color w:val="595959" w:themeColor="text1" w:themeTint="A6"/>
@@ -3432,7 +3655,7 @@
     <w:link w:val="Heading8"/>
     <w:uiPriority w:val="9"/>
     <w:semiHidden/>
-    <w:rsid w:val="00846929"/>
+    <w:rsid w:val="00876AE6"/>
     <w:rPr>
       <w:rFonts w:eastAsiaTheme="majorEastAsia" w:cstheme="majorBidi"/>
       <w:i/>
@@ -3446,7 +3669,7 @@
     <w:link w:val="Heading9"/>
     <w:uiPriority w:val="9"/>
     <w:semiHidden/>
-    <w:rsid w:val="00846929"/>
+    <w:rsid w:val="00876AE6"/>
     <w:rPr>
       <w:rFonts w:eastAsiaTheme="majorEastAsia" w:cstheme="majorBidi"/>
       <w:color w:val="272727" w:themeColor="text1" w:themeTint="D8"/>
@@ -3459,7 +3682,7 @@
     <w:link w:val="TitleChar"/>
     <w:uiPriority w:val="10"/>
     <w:qFormat/>
-    <w:rsid w:val="00846929"/>
+    <w:rsid w:val="00876AE6"/>
     <w:pPr>
       <w:spacing w:after="80" w:line="240" w:lineRule="auto"/>
       <w:contextualSpacing/>
@@ -3477,7 +3700,7 @@
     <w:basedOn w:val="DefaultParagraphFont"/>
     <w:link w:val="Title"/>
     <w:uiPriority w:val="10"/>
-    <w:rsid w:val="00846929"/>
+    <w:rsid w:val="00876AE6"/>
     <w:rPr>
       <w:rFonts w:asciiTheme="majorHAnsi" w:eastAsiaTheme="majorEastAsia" w:hAnsiTheme="majorHAnsi" w:cstheme="majorBidi"/>
       <w:spacing w:val="-10"/>
@@ -3493,7 +3716,7 @@
     <w:link w:val="SubtitleChar"/>
     <w:uiPriority w:val="11"/>
     <w:qFormat/>
-    <w:rsid w:val="00846929"/>
+    <w:rsid w:val="00876AE6"/>
     <w:pPr>
       <w:numPr>
         <w:ilvl w:val="1"/>
@@ -3512,7 +3735,7 @@
     <w:basedOn w:val="DefaultParagraphFont"/>
     <w:link w:val="Subtitle"/>
     <w:uiPriority w:val="11"/>
-    <w:rsid w:val="00846929"/>
+    <w:rsid w:val="00876AE6"/>
     <w:rPr>
       <w:rFonts w:eastAsiaTheme="majorEastAsia" w:cstheme="majorBidi"/>
       <w:color w:val="595959" w:themeColor="text1" w:themeTint="A6"/>
@@ -3528,7 +3751,7 @@
     <w:link w:val="QuoteChar"/>
     <w:uiPriority w:val="29"/>
     <w:qFormat/>
-    <w:rsid w:val="00846929"/>
+    <w:rsid w:val="00876AE6"/>
     <w:pPr>
       <w:spacing w:before="160"/>
       <w:jc w:val="center"/>
@@ -3544,7 +3767,7 @@
     <w:basedOn w:val="DefaultParagraphFont"/>
     <w:link w:val="Quote"/>
     <w:uiPriority w:val="29"/>
-    <w:rsid w:val="00846929"/>
+    <w:rsid w:val="00876AE6"/>
     <w:rPr>
       <w:i/>
       <w:iCs/>
@@ -3556,7 +3779,7 @@
     <w:basedOn w:val="Normal"/>
     <w:uiPriority w:val="34"/>
     <w:qFormat/>
-    <w:rsid w:val="00846929"/>
+    <w:rsid w:val="00876AE6"/>
     <w:pPr>
       <w:ind w:left="720"/>
       <w:contextualSpacing/>
@@ -3567,7 +3790,7 @@
     <w:basedOn w:val="DefaultParagraphFont"/>
     <w:uiPriority w:val="21"/>
     <w:qFormat/>
-    <w:rsid w:val="00846929"/>
+    <w:rsid w:val="00876AE6"/>
     <w:rPr>
       <w:i/>
       <w:iCs/>
@@ -3581,7 +3804,7 @@
     <w:link w:val="IntenseQuoteChar"/>
     <w:uiPriority w:val="30"/>
     <w:qFormat/>
-    <w:rsid w:val="00846929"/>
+    <w:rsid w:val="00876AE6"/>
     <w:pPr>
       <w:pBdr>
         <w:top w:val="single" w:sz="4" w:space="10" w:color="2F5496" w:themeColor="accent1" w:themeShade="BF"/>
@@ -3602,7 +3825,7 @@
     <w:basedOn w:val="DefaultParagraphFont"/>
     <w:link w:val="IntenseQuote"/>
     <w:uiPriority w:val="30"/>
-    <w:rsid w:val="00846929"/>
+    <w:rsid w:val="00876AE6"/>
     <w:rPr>
       <w:i/>
       <w:iCs/>
@@ -3614,7 +3837,7 @@
     <w:basedOn w:val="DefaultParagraphFont"/>
     <w:uiPriority w:val="32"/>
     <w:qFormat/>
-    <w:rsid w:val="00846929"/>
+    <w:rsid w:val="00876AE6"/>
     <w:rPr>
       <w:b/>
       <w:bCs/>
